--- a/Daily Reports/24_10_2026-CBOT Reports.docx
+++ b/Daily Reports/24_10_2026-CBOT Reports.docx
@@ -104,7 +104,7 @@
           <w:color w:val="5C768D"/>
           <w:sz w:val="19"/>
         </w:rPr>
-        <w:t>Cập nhật tự động qua `macro_tracker.py` vào lúc 08:57 ICT ngày 24/10/2026</w:t>
+        <w:t>Cập nhật tự động qua `macro_tracker.py` vào lúc 09:01 ICT ngày 24/10/2026</w:t>
       </w:r>
     </w:p>
     <w:tbl>
@@ -1306,7 +1306,7 @@
           <w:color w:val="5C768D"/>
           <w:sz w:val="19"/>
         </w:rPr>
-        <w:t>Cập nhật tự động lúc 08:57 ICT ngày 24/10/2026 — Nguồn: NOAA, USDA, BOM Australia</w:t>
+        <w:t>Cập nhật tự động lúc 09:01 ICT ngày 24/10/2026 — Nguồn: NOAA, USDA, BOM Australia</w:t>
       </w:r>
     </w:p>
     <w:p>

--- a/Daily Reports/24_10_2026-CBOT Reports.docx
+++ b/Daily Reports/24_10_2026-CBOT Reports.docx
@@ -104,7 +104,7 @@
           <w:color w:val="5C768D"/>
           <w:sz w:val="19"/>
         </w:rPr>
-        <w:t>Cập nhật tự động qua `macro_tracker.py` vào lúc 09:01 ICT ngày 24/10/2026</w:t>
+        <w:t>Cập nhật tự động qua `macro_tracker.py` vào lúc 11:47 ICT ngày 24/10/2026</w:t>
       </w:r>
     </w:p>
     <w:tbl>
@@ -313,7 +313,7 @@
               <w:rPr>
                 <w:b/>
               </w:rPr>
-              <w:t>111.66 / thùng</w:t>
+              <w:t>116.72 / thùng</w:t>
             </w:r>
           </w:p>
         </w:tc>
@@ -344,7 +344,7 @@
               <w:rPr>
                 <w:b/>
               </w:rPr>
-              <w:t>-1.33%</w:t>
+              <w:t>+3.14%</w:t>
             </w:r>
           </w:p>
         </w:tc>
@@ -442,7 +442,7 @@
               <w:rPr>
                 <w:b/>
               </w:rPr>
-              <w:t>101.75</w:t>
+              <w:t>101.81</w:t>
             </w:r>
           </w:p>
         </w:tc>
@@ -473,7 +473,7 @@
               <w:rPr>
                 <w:b/>
               </w:rPr>
-              <w:t>+0.14%</w:t>
+              <w:t>+0.20%</w:t>
             </w:r>
           </w:p>
         </w:tc>
@@ -1218,7 +1218,7 @@
         <w:rPr>
           <w:b/>
         </w:rPr>
-        <w:t>`111.66` (-1.33%)</w:t>
+        <w:t>`116.72` (+3.14%)</w:t>
       </w:r>
       <w:r>
         <w:t xml:space="preserve"> | DXY: </w:t>
@@ -1227,7 +1227,7 @@
         <w:rPr>
           <w:b/>
         </w:rPr>
-        <w:t>`101.75` (+0.14%)</w:t>
+        <w:t>`101.81` (+0.20%)</w:t>
       </w:r>
       <w:r>
         <w:t xml:space="preserve"> | Lúa mì CBOT: </w:t>
@@ -1306,7 +1306,7 @@
           <w:color w:val="5C768D"/>
           <w:sz w:val="19"/>
         </w:rPr>
-        <w:t>Cập nhật tự động lúc 09:01 ICT ngày 24/10/2026 — Nguồn: NOAA, USDA, BOM Australia</w:t>
+        <w:t>Cập nhật tự động lúc 11:47 ICT ngày 24/10/2026 — Nguồn: NOAA, USDA, BOM Australia</w:t>
       </w:r>
     </w:p>
     <w:p>
@@ -3605,7 +3605,7 @@
               <w:rPr>
                 <w:b/>
               </w:rPr>
-              <w:t>456.02 (+0.02)</w:t>
+              <w:t>456.37 (+0.37)</w:t>
             </w:r>
           </w:p>
         </w:tc>
@@ -3853,7 +3853,7 @@
               <w:rPr>
                 <w:b/>
               </w:rPr>
-              <w:t>624.87 (-0.13)</w:t>
+              <w:t>624.84 (-0.16)</w:t>
             </w:r>
           </w:p>
         </w:tc>
@@ -11614,10 +11614,10 @@
         <w:rPr>
           <w:b/>
         </w:rPr>
-        <w:t>`456.02 cents`</w:t>
+        <w:t>`456.37 cents`</w:t>
       </w:r>
       <w:r>
-        <w:t xml:space="preserve"> (+0.02).</w:t>
+        <w:t xml:space="preserve"> (+0.37).</w:t>
       </w:r>
     </w:p>
     <w:p>
@@ -11638,7 +11638,7 @@
         <w:rPr>
           <w:b/>
         </w:rPr>
-        <w:t>`200,415`</w:t>
+        <w:t>`220,535`</w:t>
       </w:r>
       <w:r>
         <w:t xml:space="preserve"> (Chênh lệch: </w:t>
@@ -11647,7 +11647,7 @@
         <w:rPr>
           <w:b/>
         </w:rPr>
-        <w:t>`-20,120`</w:t>
+        <w:t>`+0`</w:t>
       </w:r>
       <w:r>
         <w:t xml:space="preserve">) | OI: </w:t>
@@ -11981,7 +11981,7 @@
               <w:rPr>
                 <w:b/>
               </w:rPr>
-              <w:t>111.66</w:t>
+              <w:t>116.72</w:t>
             </w:r>
           </w:p>
         </w:tc>
@@ -12012,7 +12012,7 @@
               <w:rPr>
                 <w:b/>
               </w:rPr>
-              <w:t>-1.33%</w:t>
+              <w:t>+3.14%</w:t>
             </w:r>
           </w:p>
         </w:tc>
@@ -12040,7 +12040,7 @@
             </w:pPr>
             <w:r/>
             <w:r>
-              <w:t>Giá dầu Giảm làm giảm biên lợi nhuận pha chế Ethanol, tạo sức ép lên nhu cầu ngô.</w:t>
+              <w:t>Giá dầu Tăng hỗ trợ biên lợi nhuận pha chế Ethanol, kéo theo nhu cầu ngô tích cực.</w:t>
             </w:r>
           </w:p>
         </w:tc>
@@ -12104,7 +12104,7 @@
               <w:rPr>
                 <w:b/>
               </w:rPr>
-              <w:t>101.75</w:t>
+              <w:t>101.81</w:t>
             </w:r>
           </w:p>
         </w:tc>
@@ -12135,7 +12135,7 @@
               <w:rPr>
                 <w:b/>
               </w:rPr>
-              <w:t>+0.14%</w:t>
+              <w:t>+0.20%</w:t>
             </w:r>
           </w:p>
         </w:tc>
@@ -21796,10 +21796,10 @@
         <w:rPr>
           <w:b/>
         </w:rPr>
-        <w:t>`624.87 cents`</w:t>
+        <w:t>`624.84 cents`</w:t>
       </w:r>
       <w:r>
-        <w:t xml:space="preserve"> (-0.13).</w:t>
+        <w:t xml:space="preserve"> (-0.16).</w:t>
       </w:r>
     </w:p>
     <w:p>
@@ -21820,7 +21820,7 @@
         <w:rPr>
           <w:b/>
         </w:rPr>
-        <w:t>`65,524`</w:t>
+        <w:t>`89,172`</w:t>
       </w:r>
       <w:r>
         <w:t xml:space="preserve"> (Chênh lệch: </w:t>
@@ -21829,7 +21829,7 @@
         <w:rPr>
           <w:b/>
         </w:rPr>
-        <w:t>`-23,648`</w:t>
+        <w:t>`+0`</w:t>
       </w:r>
       <w:r>
         <w:t xml:space="preserve">) | OI: </w:t>
@@ -22163,7 +22163,7 @@
               <w:rPr>
                 <w:b/>
               </w:rPr>
-              <w:t>111.66</w:t>
+              <w:t>116.72</w:t>
             </w:r>
           </w:p>
         </w:tc>
@@ -22194,7 +22194,7 @@
               <w:rPr>
                 <w:b/>
               </w:rPr>
-              <w:t>-1.33%</w:t>
+              <w:t>+3.14%</w:t>
             </w:r>
           </w:p>
         </w:tc>
@@ -22222,7 +22222,7 @@
             </w:pPr>
             <w:r/>
             <w:r>
-              <w:t>Giá dầu Giảm giảm bớt premium rủi ro địa chính trị, tạo áp lực chốt lời lúa mì.</w:t>
+              <w:t>Giá dầu Tăng tăng premium rủi ro địa chính trị và logistics Biển Đen, hỗ trợ giá lúa mì.</w:t>
             </w:r>
           </w:p>
         </w:tc>
@@ -22286,7 +22286,7 @@
               <w:rPr>
                 <w:b/>
               </w:rPr>
-              <w:t>101.75</w:t>
+              <w:t>101.81</w:t>
             </w:r>
           </w:p>
         </w:tc>
@@ -22317,7 +22317,7 @@
               <w:rPr>
                 <w:b/>
               </w:rPr>
-              <w:t>+0.14%</w:t>
+              <w:t>+0.20%</w:t>
             </w:r>
           </w:p>
         </w:tc>

--- a/Daily Reports/24_10_2026-CBOT Reports.docx
+++ b/Daily Reports/24_10_2026-CBOT Reports.docx
@@ -104,7 +104,7 @@
           <w:color w:val="5C768D"/>
           <w:sz w:val="19"/>
         </w:rPr>
-        <w:t>Cập nhật tự động qua `macro_tracker.py` vào lúc 11:47 ICT ngày 24/10/2026</w:t>
+        <w:t>Cập nhật tự động qua `macro_tracker.py` vào lúc 12:25 ICT ngày 24/10/2026</w:t>
       </w:r>
     </w:p>
     <w:tbl>
@@ -1306,7 +1306,7 @@
           <w:color w:val="5C768D"/>
           <w:sz w:val="19"/>
         </w:rPr>
-        <w:t>Cập nhật tự động lúc 11:47 ICT ngày 24/10/2026 — Nguồn: NOAA, USDA, BOM Australia</w:t>
+        <w:t>Cập nhật tự động lúc 12:25 ICT ngày 24/10/2026 — Nguồn: NOAA, USDA, BOM Australia</w:t>
       </w:r>
     </w:p>
     <w:p>

--- a/Daily Reports/24_10_2026-CBOT Reports.docx
+++ b/Daily Reports/24_10_2026-CBOT Reports.docx
@@ -104,7 +104,7 @@
           <w:color w:val="5C768D"/>
           <w:sz w:val="19"/>
         </w:rPr>
-        <w:t>Cập nhật tự động qua `macro_tracker.py` vào lúc 12:25 ICT ngày 24/10/2026</w:t>
+        <w:t>Cập nhật tự động qua `macro_tracker.py` vào lúc 15:58 ICT ngày 24/10/2026</w:t>
       </w:r>
     </w:p>
     <w:tbl>
@@ -1306,7 +1306,7 @@
           <w:color w:val="5C768D"/>
           <w:sz w:val="19"/>
         </w:rPr>
-        <w:t>Cập nhật tự động lúc 12:25 ICT ngày 24/10/2026 — Nguồn: NOAA, USDA, BOM Australia</w:t>
+        <w:t>Cập nhật tự động lúc 15:58 ICT ngày 24/10/2026 — Nguồn: NOAA, USDA, BOM Australia</w:t>
       </w:r>
     </w:p>
     <w:p>

--- a/Daily Reports/24_10_2026-CBOT Reports.docx
+++ b/Daily Reports/24_10_2026-CBOT Reports.docx
@@ -104,7 +104,7 @@
           <w:color w:val="5C768D"/>
           <w:sz w:val="19"/>
         </w:rPr>
-        <w:t>Cập nhật tự động qua `macro_tracker.py` vào lúc 15:58 ICT ngày 24/10/2026</w:t>
+        <w:t>Cập nhật tự động qua `macro_tracker.py` vào lúc 16:00 ICT ngày 24/10/2026</w:t>
       </w:r>
     </w:p>
     <w:tbl>
@@ -1306,7 +1306,7 @@
           <w:color w:val="5C768D"/>
           <w:sz w:val="19"/>
         </w:rPr>
-        <w:t>Cập nhật tự động lúc 15:58 ICT ngày 24/10/2026 — Nguồn: NOAA, USDA, BOM Australia</w:t>
+        <w:t>Cập nhật tự động lúc 16:00 ICT ngày 24/10/2026 — Nguồn: NOAA, USDA, BOM Australia</w:t>
       </w:r>
     </w:p>
     <w:p>
@@ -3881,7 +3881,7 @@
             </w:pPr>
             <w:r/>
             <w:r>
-              <w:t>Bearish (626.94 &lt; 630.88)</w:t>
+              <w:t>Bearish (626.94 &lt; 630.87)</w:t>
             </w:r>
           </w:p>
         </w:tc>
@@ -5126,7 +5126,7 @@
                 <w:b/>
                 <w:color w:val="B91C1C"/>
               </w:rPr>
-              <w:t>626.94 - 630.88 cents (Canh bán hồi kỹ thuật H1)</w:t>
+              <w:t>626.94 - 630.87 cents (Canh bán hồi kỹ thuật H1)</w:t>
             </w:r>
           </w:p>
         </w:tc>
@@ -22932,7 +22932,7 @@
         <w:t xml:space="preserve"> EMA_50 </w:t>
       </w:r>
       <w:r>
-        <w:t xml:space="preserve"> (630.88).</w:t>
+        <w:t xml:space="preserve"> (630.87).</w:t>
       </w:r>
     </w:p>
     <w:p>
@@ -23746,7 +23746,7 @@
           <w:b/>
           <w:color w:val="B91C1C"/>
         </w:rPr>
-        <w:t>`626.94 - 630.88 cents (Canh bán hồi kỹ thuật H1)`</w:t>
+        <w:t>`626.94 - 630.87 cents (Canh bán hồi kỹ thuật H1)`</w:t>
       </w:r>
       <w:r>
         <w:t xml:space="preserve"> | SL: </w:t>

--- a/Daily Reports/24_10_2026-CBOT Reports.docx
+++ b/Daily Reports/24_10_2026-CBOT Reports.docx
@@ -104,7 +104,7 @@
           <w:color w:val="5C768D"/>
           <w:sz w:val="19"/>
         </w:rPr>
-        <w:t>Cập nhật tự động qua `macro_tracker.py` vào lúc 16:00 ICT ngày 24/10/2026</w:t>
+        <w:t>Cập nhật tự động qua `macro_tracker.py` vào lúc 17:01 ICT ngày 24/10/2026</w:t>
       </w:r>
     </w:p>
     <w:tbl>
@@ -1306,7 +1306,7 @@
           <w:color w:val="5C768D"/>
           <w:sz w:val="19"/>
         </w:rPr>
-        <w:t>Cập nhật tự động lúc 16:00 ICT ngày 24/10/2026 — Nguồn: NOAA, USDA, BOM Australia</w:t>
+        <w:t>Cập nhật tự động lúc 17:01 ICT ngày 24/10/2026 — Nguồn: NOAA, USDA, BOM Australia</w:t>
       </w:r>
     </w:p>
     <w:p>
@@ -3881,7 +3881,7 @@
             </w:pPr>
             <w:r/>
             <w:r>
-              <w:t>Bearish (626.94 &lt; 630.87)</w:t>
+              <w:t>Bearish (626.94 &lt; 630.88)</w:t>
             </w:r>
           </w:p>
         </w:tc>
@@ -5126,7 +5126,7 @@
                 <w:b/>
                 <w:color w:val="B91C1C"/>
               </w:rPr>
-              <w:t>626.94 - 630.87 cents (Canh bán hồi kỹ thuật H1)</w:t>
+              <w:t>626.94 - 630.88 cents (Canh bán hồi kỹ thuật H1)</w:t>
             </w:r>
           </w:p>
         </w:tc>
@@ -22932,7 +22932,7 @@
         <w:t xml:space="preserve"> EMA_50 </w:t>
       </w:r>
       <w:r>
-        <w:t xml:space="preserve"> (630.87).</w:t>
+        <w:t xml:space="preserve"> (630.88).</w:t>
       </w:r>
     </w:p>
     <w:p>
@@ -23746,7 +23746,7 @@
           <w:b/>
           <w:color w:val="B91C1C"/>
         </w:rPr>
-        <w:t>`626.94 - 630.87 cents (Canh bán hồi kỹ thuật H1)`</w:t>
+        <w:t>`626.94 - 630.88 cents (Canh bán hồi kỹ thuật H1)`</w:t>
       </w:r>
       <w:r>
         <w:t xml:space="preserve"> | SL: </w:t>

--- a/Daily Reports/24_10_2026-CBOT Reports.docx
+++ b/Daily Reports/24_10_2026-CBOT Reports.docx
@@ -104,7 +104,7 @@
           <w:color w:val="5C768D"/>
           <w:sz w:val="19"/>
         </w:rPr>
-        <w:t>Cập nhật tự động qua `macro_tracker.py` vào lúc 17:01 ICT ngày 24/10/2026</w:t>
+        <w:t>Cập nhật tự động qua `macro_tracker.py` vào lúc 18:01 ICT ngày 24/10/2026</w:t>
       </w:r>
     </w:p>
     <w:tbl>
@@ -1306,7 +1306,7 @@
           <w:color w:val="5C768D"/>
           <w:sz w:val="19"/>
         </w:rPr>
-        <w:t>Cập nhật tự động lúc 17:01 ICT ngày 24/10/2026 — Nguồn: NOAA, USDA, BOM Australia</w:t>
+        <w:t>Cập nhật tự động lúc 18:01 ICT ngày 24/10/2026 — Nguồn: NOAA, USDA, BOM Australia</w:t>
       </w:r>
     </w:p>
     <w:p>
@@ -3881,7 +3881,7 @@
             </w:pPr>
             <w:r/>
             <w:r>
-              <w:t>Bearish (626.94 &lt; 630.88)</w:t>
+              <w:t>Bearish (626.94 &lt; 630.87)</w:t>
             </w:r>
           </w:p>
         </w:tc>
@@ -5126,7 +5126,7 @@
                 <w:b/>
                 <w:color w:val="B91C1C"/>
               </w:rPr>
-              <w:t>626.94 - 630.88 cents (Canh bán hồi kỹ thuật H1)</w:t>
+              <w:t>626.94 - 630.87 cents (Canh bán hồi kỹ thuật H1)</w:t>
             </w:r>
           </w:p>
         </w:tc>
@@ -22932,7 +22932,7 @@
         <w:t xml:space="preserve"> EMA_50 </w:t>
       </w:r>
       <w:r>
-        <w:t xml:space="preserve"> (630.88).</w:t>
+        <w:t xml:space="preserve"> (630.87).</w:t>
       </w:r>
     </w:p>
     <w:p>
@@ -23746,7 +23746,7 @@
           <w:b/>
           <w:color w:val="B91C1C"/>
         </w:rPr>
-        <w:t>`626.94 - 630.88 cents (Canh bán hồi kỹ thuật H1)`</w:t>
+        <w:t>`626.94 - 630.87 cents (Canh bán hồi kỹ thuật H1)`</w:t>
       </w:r>
       <w:r>
         <w:t xml:space="preserve"> | SL: </w:t>

--- a/Daily Reports/24_10_2026-CBOT Reports.docx
+++ b/Daily Reports/24_10_2026-CBOT Reports.docx
@@ -104,7 +104,7 @@
           <w:color w:val="5C768D"/>
           <w:sz w:val="19"/>
         </w:rPr>
-        <w:t>Cập nhật tự động qua `macro_tracker.py` vào lúc 18:01 ICT ngày 24/10/2026</w:t>
+        <w:t>Cập nhật tự động qua `macro_tracker.py` vào lúc 19:01 ICT ngày 24/10/2026</w:t>
       </w:r>
     </w:p>
     <w:tbl>
@@ -1306,7 +1306,7 @@
           <w:color w:val="5C768D"/>
           <w:sz w:val="19"/>
         </w:rPr>
-        <w:t>Cập nhật tự động lúc 18:01 ICT ngày 24/10/2026 — Nguồn: NOAA, USDA, BOM Australia</w:t>
+        <w:t>Cập nhật tự động lúc 19:01 ICT ngày 24/10/2026 — Nguồn: NOAA, USDA, BOM Australia</w:t>
       </w:r>
     </w:p>
     <w:p>
@@ -3881,7 +3881,7 @@
             </w:pPr>
             <w:r/>
             <w:r>
-              <w:t>Bearish (626.94 &lt; 630.87)</w:t>
+              <w:t>Bearish (626.94 &lt; 630.88)</w:t>
             </w:r>
           </w:p>
         </w:tc>
@@ -5126,7 +5126,7 @@
                 <w:b/>
                 <w:color w:val="B91C1C"/>
               </w:rPr>
-              <w:t>626.94 - 630.87 cents (Canh bán hồi kỹ thuật H1)</w:t>
+              <w:t>626.94 - 630.88 cents (Canh bán hồi kỹ thuật H1)</w:t>
             </w:r>
           </w:p>
         </w:tc>
@@ -22932,7 +22932,7 @@
         <w:t xml:space="preserve"> EMA_50 </w:t>
       </w:r>
       <w:r>
-        <w:t xml:space="preserve"> (630.87).</w:t>
+        <w:t xml:space="preserve"> (630.88).</w:t>
       </w:r>
     </w:p>
     <w:p>
@@ -23746,7 +23746,7 @@
           <w:b/>
           <w:color w:val="B91C1C"/>
         </w:rPr>
-        <w:t>`626.94 - 630.87 cents (Canh bán hồi kỹ thuật H1)`</w:t>
+        <w:t>`626.94 - 630.88 cents (Canh bán hồi kỹ thuật H1)`</w:t>
       </w:r>
       <w:r>
         <w:t xml:space="preserve"> | SL: </w:t>

--- a/Daily Reports/24_10_2026-CBOT Reports.docx
+++ b/Daily Reports/24_10_2026-CBOT Reports.docx
@@ -104,7 +104,7 @@
           <w:color w:val="5C768D"/>
           <w:sz w:val="19"/>
         </w:rPr>
-        <w:t>Cập nhật tự động qua `macro_tracker.py` vào lúc 19:01 ICT ngày 24/10/2026</w:t>
+        <w:t>Cập nhật tự động qua `macro_tracker.py` vào lúc 20:01 ICT ngày 24/10/2026</w:t>
       </w:r>
     </w:p>
     <w:tbl>
@@ -1306,7 +1306,7 @@
           <w:color w:val="5C768D"/>
           <w:sz w:val="19"/>
         </w:rPr>
-        <w:t>Cập nhật tự động lúc 19:01 ICT ngày 24/10/2026 — Nguồn: NOAA, USDA, BOM Australia</w:t>
+        <w:t>Cập nhật tự động lúc 20:01 ICT ngày 24/10/2026 — Nguồn: NOAA, USDA, BOM Australia</w:t>
       </w:r>
     </w:p>
     <w:p>

--- a/Daily Reports/24_10_2026-CBOT Reports.docx
+++ b/Daily Reports/24_10_2026-CBOT Reports.docx
@@ -104,7 +104,7 @@
           <w:color w:val="5C768D"/>
           <w:sz w:val="19"/>
         </w:rPr>
-        <w:t>Cập nhật tự động qua `macro_tracker.py` vào lúc 20:01 ICT ngày 24/10/2026</w:t>
+        <w:t>Cập nhật tự động qua `macro_tracker.py` vào lúc 21:13 ICT ngày 24/10/2026</w:t>
       </w:r>
     </w:p>
     <w:tbl>
@@ -1306,7 +1306,7 @@
           <w:color w:val="5C768D"/>
           <w:sz w:val="19"/>
         </w:rPr>
-        <w:t>Cập nhật tự động lúc 20:01 ICT ngày 24/10/2026 — Nguồn: NOAA, USDA, BOM Australia</w:t>
+        <w:t>Cập nhật tự động lúc 21:13 ICT ngày 24/10/2026 — Nguồn: NOAA, USDA, BOM Australia</w:t>
       </w:r>
     </w:p>
     <w:p>

--- a/Daily Reports/24_10_2026-CBOT Reports.docx
+++ b/Daily Reports/24_10_2026-CBOT Reports.docx
@@ -104,7 +104,7 @@
           <w:color w:val="5C768D"/>
           <w:sz w:val="19"/>
         </w:rPr>
-        <w:t>Cập nhật tự động qua `macro_tracker.py` vào lúc 21:13 ICT ngày 24/10/2026</w:t>
+        <w:t>Cập nhật tự động qua `macro_tracker.py` vào lúc 22:09 ICT ngày 24/10/2026</w:t>
       </w:r>
     </w:p>
     <w:tbl>
@@ -1306,7 +1306,7 @@
           <w:color w:val="5C768D"/>
           <w:sz w:val="19"/>
         </w:rPr>
-        <w:t>Cập nhật tự động lúc 21:13 ICT ngày 24/10/2026 — Nguồn: NOAA, USDA, BOM Australia</w:t>
+        <w:t>Cập nhật tự động lúc 22:09 ICT ngày 24/10/2026 — Nguồn: NOAA, USDA, BOM Australia</w:t>
       </w:r>
     </w:p>
     <w:p>

--- a/Daily Reports/24_10_2026-CBOT Reports.docx
+++ b/Daily Reports/24_10_2026-CBOT Reports.docx
@@ -104,7 +104,7 @@
           <w:color w:val="5C768D"/>
           <w:sz w:val="19"/>
         </w:rPr>
-        <w:t>Cập nhật tự động qua `macro_tracker.py` vào lúc 22:09 ICT ngày 24/10/2026</w:t>
+        <w:t>Cập nhật tự động qua `macro_tracker.py` vào lúc 23:01 ICT ngày 24/10/2026</w:t>
       </w:r>
     </w:p>
     <w:tbl>
@@ -1306,7 +1306,7 @@
           <w:color w:val="5C768D"/>
           <w:sz w:val="19"/>
         </w:rPr>
-        <w:t>Cập nhật tự động lúc 22:09 ICT ngày 24/10/2026 — Nguồn: NOAA, USDA, BOM Australia</w:t>
+        <w:t>Cập nhật tự động lúc 23:01 ICT ngày 24/10/2026 — Nguồn: NOAA, USDA, BOM Australia</w:t>
       </w:r>
     </w:p>
     <w:p>
